--- a/lectures/10월 2일 투자 인사이트 증류.docx
+++ b/lectures/10월 2일 투자 인사이트 증류.docx
@@ -7957,7 +7957,7 @@
           <w:color w:val="1A1A1A"/>
           <w:sz w:val="21"/>
         </w:rPr>
-        <w:t>캐펙스. 2026 회계연도 270억 달러. 2027 상반기 250억 달러, 하반기는 상반기보다 높다. 더하면 전년 대비 두 배에 가깝다. 항목이 ‘건설 자본’이다. 그린필드와 클린룸. 장비만이 아니라 공장 안의 부품·건설로 읽힌다. 클린룸을 늘려도 균형 시점을 예측하기 어렵다는 말은 장비 쪽 쇼티지로도 해석됐다.</w:t>
+        <w:t>캐펙스. 2026 회계연도 270억 달러. 2027 상반기 250억 달러, 하반기는 상반기보다 높다. 그래서 2027년 전체는 500억 달러를 넘고, 270억 대비 하한은 1.85배다. 화자의 ‘거의 두 배’는 하반기가 290억 달러 이상일 때 성립한다. 항목이 ‘건설 자본’이다. 그린필드와 클린룸. 장비만이 아니라 공장 안의 부품·건설로 읽힌다.</w:t>
       </w:r>
     </w:p>
     <w:p>
